--- a/public/documents/YAT-LMS-Baseline-Solution-Design.docx
+++ b/public/documents/YAT-LMS-Baseline-Solution-Design.docx
@@ -378,23 +378,12 @@
       <w:pPr>
         <w:pStyle w:val="Heading1"/>
       </w:pPr>
-      <w:bookmarkStart w:id="0" w:name="_Toc231219092"/>
       <w:r>
         <w:lastRenderedPageBreak/>
         <w:t>Contents</w:t>
       </w:r>
-      <w:bookmarkEnd w:id="0"/>
     </w:p>
     <w:p>
-      <w:pPr>
-        <w:pStyle w:val="TOC1"/>
-        <w:tabs>
-          <w:tab w:val="right" w:leader="dot" w:pos="9402"/>
-        </w:tabs>
-        <w:rPr>
-          <w:noProof/>
-        </w:rPr>
-      </w:pPr>
       <w:r>
         <w:fldChar w:fldCharType="begin"/>
       </w:r>
@@ -404,2105 +393,12 @@
       <w:r>
         <w:fldChar w:fldCharType="separate"/>
       </w:r>
-      <w:hyperlink w:anchor="_Toc231219092" w:history="1">
-        <w:r>
-          <w:rPr>
-            <w:rStyle w:val="Hyperlink"/>
-            <w:noProof/>
-          </w:rPr>
-          <w:t>Contents</w:t>
-        </w:r>
-        <w:r>
-          <w:rPr>
-            <w:noProof/>
-            <w:webHidden/>
-          </w:rPr>
-          <w:tab/>
-        </w:r>
-        <w:r>
-          <w:rPr>
-            <w:noProof/>
-            <w:webHidden/>
-          </w:rPr>
-          <w:fldChar w:fldCharType="begin"/>
-        </w:r>
-        <w:r>
-          <w:rPr>
-            <w:noProof/>
-            <w:webHidden/>
-          </w:rPr>
-          <w:instrText xml:space="preserve"> PAGEREF _Toc231219092 \h </w:instrText>
-        </w:r>
-        <w:r>
-          <w:rPr>
-            <w:noProof/>
-            <w:webHidden/>
-          </w:rPr>
-        </w:r>
-        <w:r>
-          <w:rPr>
-            <w:noProof/>
-            <w:webHidden/>
-          </w:rPr>
-          <w:fldChar w:fldCharType="separate"/>
-        </w:r>
-        <w:r>
-          <w:rPr>
-            <w:noProof/>
-            <w:webHidden/>
-          </w:rPr>
-          <w:t>2</w:t>
-        </w:r>
-        <w:r>
-          <w:rPr>
-            <w:noProof/>
-            <w:webHidden/>
-          </w:rPr>
-          <w:fldChar w:fldCharType="end"/>
-        </w:r>
-      </w:hyperlink>
-    </w:p>
-    <w:p>
-      <w:pPr>
-        <w:pStyle w:val="TOC1"/>
-        <w:tabs>
-          <w:tab w:val="right" w:leader="dot" w:pos="9402"/>
-        </w:tabs>
+      <w:r>
         <w:rPr>
-          <w:noProof/>
+          <w:color w:val="6B6660"/>
         </w:rPr>
-      </w:pPr>
-      <w:hyperlink w:anchor="_Toc231219093" w:history="1">
-        <w:r>
-          <w:rPr>
-            <w:rStyle w:val="Hyperlink"/>
-            <w:noProof/>
-          </w:rPr>
-          <w:t>1. Purpose and Scope</w:t>
-        </w:r>
-        <w:r>
-          <w:rPr>
-            <w:noProof/>
-            <w:webHidden/>
-          </w:rPr>
-          <w:tab/>
-        </w:r>
-        <w:r>
-          <w:rPr>
-            <w:noProof/>
-            <w:webHidden/>
-          </w:rPr>
-          <w:fldChar w:fldCharType="begin"/>
-        </w:r>
-        <w:r>
-          <w:rPr>
-            <w:noProof/>
-            <w:webHidden/>
-          </w:rPr>
-          <w:instrText xml:space="preserve"> PAGEREF _Toc231219093 \h </w:instrText>
-        </w:r>
-        <w:r>
-          <w:rPr>
-            <w:noProof/>
-            <w:webHidden/>
-          </w:rPr>
-        </w:r>
-        <w:r>
-          <w:rPr>
-            <w:noProof/>
-            <w:webHidden/>
-          </w:rPr>
-          <w:fldChar w:fldCharType="separate"/>
-        </w:r>
-        <w:r>
-          <w:rPr>
-            <w:noProof/>
-            <w:webHidden/>
-          </w:rPr>
-          <w:t>3</w:t>
-        </w:r>
-        <w:r>
-          <w:rPr>
-            <w:noProof/>
-            <w:webHidden/>
-          </w:rPr>
-          <w:fldChar w:fldCharType="end"/>
-        </w:r>
-      </w:hyperlink>
-    </w:p>
-    <w:p>
-      <w:pPr>
-        <w:pStyle w:val="TOC3"/>
-        <w:tabs>
-          <w:tab w:val="right" w:leader="dot" w:pos="9402"/>
-        </w:tabs>
-        <w:rPr>
-          <w:noProof/>
-        </w:rPr>
-      </w:pPr>
-      <w:hyperlink w:anchor="_Toc231219094" w:history="1">
-        <w:r>
-          <w:rPr>
-            <w:rStyle w:val="Hyperlink"/>
-            <w:noProof/>
-          </w:rPr>
-          <w:t>In scope of this design</w:t>
-        </w:r>
-        <w:r>
-          <w:rPr>
-            <w:noProof/>
-            <w:webHidden/>
-          </w:rPr>
-          <w:tab/>
-        </w:r>
-        <w:r>
-          <w:rPr>
-            <w:noProof/>
-            <w:webHidden/>
-          </w:rPr>
-          <w:fldChar w:fldCharType="begin"/>
-        </w:r>
-        <w:r>
-          <w:rPr>
-            <w:noProof/>
-            <w:webHidden/>
-          </w:rPr>
-          <w:instrText xml:space="preserve"> PAGEREF _Toc231219094 \h </w:instrText>
-        </w:r>
-        <w:r>
-          <w:rPr>
-            <w:noProof/>
-            <w:webHidden/>
-          </w:rPr>
-        </w:r>
-        <w:r>
-          <w:rPr>
-            <w:noProof/>
-            <w:webHidden/>
-          </w:rPr>
-          <w:fldChar w:fldCharType="separate"/>
-        </w:r>
-        <w:r>
-          <w:rPr>
-            <w:noProof/>
-            <w:webHidden/>
-          </w:rPr>
-          <w:t>3</w:t>
-        </w:r>
-        <w:r>
-          <w:rPr>
-            <w:noProof/>
-            <w:webHidden/>
-          </w:rPr>
-          <w:fldChar w:fldCharType="end"/>
-        </w:r>
-      </w:hyperlink>
-    </w:p>
-    <w:p>
-      <w:pPr>
-        <w:pStyle w:val="TOC3"/>
-        <w:tabs>
-          <w:tab w:val="right" w:leader="dot" w:pos="9402"/>
-        </w:tabs>
-        <w:rPr>
-          <w:noProof/>
-        </w:rPr>
-      </w:pPr>
-      <w:hyperlink w:anchor="_Toc231219095" w:history="1">
-        <w:r>
-          <w:rPr>
-            <w:rStyle w:val="Hyperlink"/>
-            <w:noProof/>
-          </w:rPr>
-          <w:t>Out of scope — deferred to the follow-on HA design phase</w:t>
-        </w:r>
-        <w:r>
-          <w:rPr>
-            <w:noProof/>
-            <w:webHidden/>
-          </w:rPr>
-          <w:tab/>
-        </w:r>
-        <w:r>
-          <w:rPr>
-            <w:noProof/>
-            <w:webHidden/>
-          </w:rPr>
-          <w:fldChar w:fldCharType="begin"/>
-        </w:r>
-        <w:r>
-          <w:rPr>
-            <w:noProof/>
-            <w:webHidden/>
-          </w:rPr>
-          <w:instrText xml:space="preserve"> PAGEREF _Toc231219095 \h </w:instrText>
-        </w:r>
-        <w:r>
-          <w:rPr>
-            <w:noProof/>
-            <w:webHidden/>
-          </w:rPr>
-        </w:r>
-        <w:r>
-          <w:rPr>
-            <w:noProof/>
-            <w:webHidden/>
-          </w:rPr>
-          <w:fldChar w:fldCharType="separate"/>
-        </w:r>
-        <w:r>
-          <w:rPr>
-            <w:noProof/>
-            <w:webHidden/>
-          </w:rPr>
-          <w:t>3</w:t>
-        </w:r>
-        <w:r>
-          <w:rPr>
-            <w:noProof/>
-            <w:webHidden/>
-          </w:rPr>
-          <w:fldChar w:fldCharType="end"/>
-        </w:r>
-      </w:hyperlink>
-    </w:p>
-    <w:p>
-      <w:pPr>
-        <w:pStyle w:val="TOC3"/>
-        <w:tabs>
-          <w:tab w:val="right" w:leader="dot" w:pos="9402"/>
-        </w:tabs>
-        <w:rPr>
-          <w:noProof/>
-        </w:rPr>
-      </w:pPr>
-      <w:hyperlink w:anchor="_Toc231219096" w:history="1">
-        <w:r>
-          <w:rPr>
-            <w:rStyle w:val="Hyperlink"/>
-            <w:noProof/>
-          </w:rPr>
-          <w:t>Out of MTS scope entirely — YAT ICT responsibility</w:t>
-        </w:r>
-        <w:r>
-          <w:rPr>
-            <w:noProof/>
-            <w:webHidden/>
-          </w:rPr>
-          <w:tab/>
-        </w:r>
-        <w:r>
-          <w:rPr>
-            <w:noProof/>
-            <w:webHidden/>
-          </w:rPr>
-          <w:fldChar w:fldCharType="begin"/>
-        </w:r>
-        <w:r>
-          <w:rPr>
-            <w:noProof/>
-            <w:webHidden/>
-          </w:rPr>
-          <w:instrText xml:space="preserve"> PAGEREF _Toc231219096 \h </w:instrText>
-        </w:r>
-        <w:r>
-          <w:rPr>
-            <w:noProof/>
-            <w:webHidden/>
-          </w:rPr>
-        </w:r>
-        <w:r>
-          <w:rPr>
-            <w:noProof/>
-            <w:webHidden/>
-          </w:rPr>
-          <w:fldChar w:fldCharType="separate"/>
-        </w:r>
-        <w:r>
-          <w:rPr>
-            <w:noProof/>
-            <w:webHidden/>
-          </w:rPr>
-          <w:t>3</w:t>
-        </w:r>
-        <w:r>
-          <w:rPr>
-            <w:noProof/>
-            <w:webHidden/>
-          </w:rPr>
-          <w:fldChar w:fldCharType="end"/>
-        </w:r>
-      </w:hyperlink>
-    </w:p>
-    <w:p>
-      <w:pPr>
-        <w:pStyle w:val="TOC1"/>
-        <w:tabs>
-          <w:tab w:val="right" w:leader="dot" w:pos="9402"/>
-        </w:tabs>
-        <w:rPr>
-          <w:noProof/>
-        </w:rPr>
-      </w:pPr>
-      <w:hyperlink w:anchor="_Toc231219097" w:history="1">
-        <w:r>
-          <w:rPr>
-            <w:rStyle w:val="Hyperlink"/>
-            <w:noProof/>
-          </w:rPr>
-          <w:t>2. Design Inputs and Requirements</w:t>
-        </w:r>
-        <w:r>
-          <w:rPr>
-            <w:noProof/>
-            <w:webHidden/>
-          </w:rPr>
-          <w:tab/>
-        </w:r>
-        <w:r>
-          <w:rPr>
-            <w:noProof/>
-            <w:webHidden/>
-          </w:rPr>
-          <w:fldChar w:fldCharType="begin"/>
-        </w:r>
-        <w:r>
-          <w:rPr>
-            <w:noProof/>
-            <w:webHidden/>
-          </w:rPr>
-          <w:instrText xml:space="preserve"> PAGEREF _Toc231219097 \h </w:instrText>
-        </w:r>
-        <w:r>
-          <w:rPr>
-            <w:noProof/>
-            <w:webHidden/>
-          </w:rPr>
-        </w:r>
-        <w:r>
-          <w:rPr>
-            <w:noProof/>
-            <w:webHidden/>
-          </w:rPr>
-          <w:fldChar w:fldCharType="separate"/>
-        </w:r>
-        <w:r>
-          <w:rPr>
-            <w:noProof/>
-            <w:webHidden/>
-          </w:rPr>
-          <w:t>3</w:t>
-        </w:r>
-        <w:r>
-          <w:rPr>
-            <w:noProof/>
-            <w:webHidden/>
-          </w:rPr>
-          <w:fldChar w:fldCharType="end"/>
-        </w:r>
-      </w:hyperlink>
-    </w:p>
-    <w:p>
-      <w:pPr>
-        <w:pStyle w:val="TOC3"/>
-        <w:tabs>
-          <w:tab w:val="right" w:leader="dot" w:pos="9402"/>
-        </w:tabs>
-        <w:rPr>
-          <w:noProof/>
-        </w:rPr>
-      </w:pPr>
-      <w:hyperlink w:anchor="_Toc231219098" w:history="1">
-        <w:r>
-          <w:rPr>
-            <w:rStyle w:val="Hyperlink"/>
-            <w:noProof/>
-          </w:rPr>
-          <w:t>2.1 Inputs</w:t>
-        </w:r>
-        <w:r>
-          <w:rPr>
-            <w:noProof/>
-            <w:webHidden/>
-          </w:rPr>
-          <w:tab/>
-        </w:r>
-        <w:r>
-          <w:rPr>
-            <w:noProof/>
-            <w:webHidden/>
-          </w:rPr>
-          <w:fldChar w:fldCharType="begin"/>
-        </w:r>
-        <w:r>
-          <w:rPr>
-            <w:noProof/>
-            <w:webHidden/>
-          </w:rPr>
-          <w:instrText xml:space="preserve"> PAGEREF _Toc231219098 \h </w:instrText>
-        </w:r>
-        <w:r>
-          <w:rPr>
-            <w:noProof/>
-            <w:webHidden/>
-          </w:rPr>
-        </w:r>
-        <w:r>
-          <w:rPr>
-            <w:noProof/>
-            <w:webHidden/>
-          </w:rPr>
-          <w:fldChar w:fldCharType="separate"/>
-        </w:r>
-        <w:r>
-          <w:rPr>
-            <w:noProof/>
-            <w:webHidden/>
-          </w:rPr>
-          <w:t>3</w:t>
-        </w:r>
-        <w:r>
-          <w:rPr>
-            <w:noProof/>
-            <w:webHidden/>
-          </w:rPr>
-          <w:fldChar w:fldCharType="end"/>
-        </w:r>
-      </w:hyperlink>
-    </w:p>
-    <w:p>
-      <w:pPr>
-        <w:pStyle w:val="TOC3"/>
-        <w:tabs>
-          <w:tab w:val="right" w:leader="dot" w:pos="9402"/>
-        </w:tabs>
-        <w:rPr>
-          <w:noProof/>
-        </w:rPr>
-      </w:pPr>
-      <w:hyperlink w:anchor="_Toc231219099" w:history="1">
-        <w:r>
-          <w:rPr>
-            <w:rStyle w:val="Hyperlink"/>
-            <w:noProof/>
-          </w:rPr>
-          <w:t>2.2 Requirements the design must meet</w:t>
-        </w:r>
-        <w:r>
-          <w:rPr>
-            <w:noProof/>
-            <w:webHidden/>
-          </w:rPr>
-          <w:tab/>
-        </w:r>
-        <w:r>
-          <w:rPr>
-            <w:noProof/>
-            <w:webHidden/>
-          </w:rPr>
-          <w:fldChar w:fldCharType="begin"/>
-        </w:r>
-        <w:r>
-          <w:rPr>
-            <w:noProof/>
-            <w:webHidden/>
-          </w:rPr>
-          <w:instrText xml:space="preserve"> PAGEREF _Toc231219099 \h </w:instrText>
-        </w:r>
-        <w:r>
-          <w:rPr>
-            <w:noProof/>
-            <w:webHidden/>
-          </w:rPr>
-        </w:r>
-        <w:r>
-          <w:rPr>
-            <w:noProof/>
-            <w:webHidden/>
-          </w:rPr>
-          <w:fldChar w:fldCharType="separate"/>
-        </w:r>
-        <w:r>
-          <w:rPr>
-            <w:noProof/>
-            <w:webHidden/>
-          </w:rPr>
-          <w:t>3</w:t>
-        </w:r>
-        <w:r>
-          <w:rPr>
-            <w:noProof/>
-            <w:webHidden/>
-          </w:rPr>
-          <w:fldChar w:fldCharType="end"/>
-        </w:r>
-      </w:hyperlink>
-    </w:p>
-    <w:p>
-      <w:pPr>
-        <w:pStyle w:val="TOC1"/>
-        <w:tabs>
-          <w:tab w:val="right" w:leader="dot" w:pos="9402"/>
-        </w:tabs>
-        <w:rPr>
-          <w:noProof/>
-        </w:rPr>
-      </w:pPr>
-      <w:hyperlink w:anchor="_Toc231219100" w:history="1">
-        <w:r>
-          <w:rPr>
-            <w:rStyle w:val="Hyperlink"/>
-            <w:noProof/>
-          </w:rPr>
-          <w:t>3. Review of Existing Architecture</w:t>
-        </w:r>
-        <w:r>
-          <w:rPr>
-            <w:noProof/>
-            <w:webHidden/>
-          </w:rPr>
-          <w:tab/>
-        </w:r>
-        <w:r>
-          <w:rPr>
-            <w:noProof/>
-            <w:webHidden/>
-          </w:rPr>
-          <w:fldChar w:fldCharType="begin"/>
-        </w:r>
-        <w:r>
-          <w:rPr>
-            <w:noProof/>
-            <w:webHidden/>
-          </w:rPr>
-          <w:instrText xml:space="preserve"> PAGEREF _Toc231219100 \h </w:instrText>
-        </w:r>
-        <w:r>
-          <w:rPr>
-            <w:noProof/>
-            <w:webHidden/>
-          </w:rPr>
-        </w:r>
-        <w:r>
-          <w:rPr>
-            <w:noProof/>
-            <w:webHidden/>
-          </w:rPr>
-          <w:fldChar w:fldCharType="separate"/>
-        </w:r>
-        <w:r>
-          <w:rPr>
-            <w:noProof/>
-            <w:webHidden/>
-          </w:rPr>
-          <w:t>4</w:t>
-        </w:r>
-        <w:r>
-          <w:rPr>
-            <w:noProof/>
-            <w:webHidden/>
-          </w:rPr>
-          <w:fldChar w:fldCharType="end"/>
-        </w:r>
-      </w:hyperlink>
-    </w:p>
-    <w:p>
-      <w:pPr>
-        <w:pStyle w:val="TOC1"/>
-        <w:tabs>
-          <w:tab w:val="right" w:leader="dot" w:pos="9402"/>
-        </w:tabs>
-        <w:rPr>
-          <w:noProof/>
-        </w:rPr>
-      </w:pPr>
-      <w:hyperlink w:anchor="_Toc231219101" w:history="1">
-        <w:r>
-          <w:rPr>
-            <w:rStyle w:val="Hyperlink"/>
-            <w:noProof/>
-          </w:rPr>
-          <w:t>4. Architecture Design</w:t>
-        </w:r>
-        <w:r>
-          <w:rPr>
-            <w:noProof/>
-            <w:webHidden/>
-          </w:rPr>
-          <w:tab/>
-        </w:r>
-        <w:r>
-          <w:rPr>
-            <w:noProof/>
-            <w:webHidden/>
-          </w:rPr>
-          <w:fldChar w:fldCharType="begin"/>
-        </w:r>
-        <w:r>
-          <w:rPr>
-            <w:noProof/>
-            <w:webHidden/>
-          </w:rPr>
-          <w:instrText xml:space="preserve"> PAGEREF _Toc231219101 \h </w:instrText>
-        </w:r>
-        <w:r>
-          <w:rPr>
-            <w:noProof/>
-            <w:webHidden/>
-          </w:rPr>
-        </w:r>
-        <w:r>
-          <w:rPr>
-            <w:noProof/>
-            <w:webHidden/>
-          </w:rPr>
-          <w:fldChar w:fldCharType="separate"/>
-        </w:r>
-        <w:r>
-          <w:rPr>
-            <w:noProof/>
-            <w:webHidden/>
-          </w:rPr>
-          <w:t>4</w:t>
-        </w:r>
-        <w:r>
-          <w:rPr>
-            <w:noProof/>
-            <w:webHidden/>
-          </w:rPr>
-          <w:fldChar w:fldCharType="end"/>
-        </w:r>
-      </w:hyperlink>
-    </w:p>
-    <w:p>
-      <w:pPr>
-        <w:pStyle w:val="TOC3"/>
-        <w:tabs>
-          <w:tab w:val="right" w:leader="dot" w:pos="9402"/>
-        </w:tabs>
-        <w:rPr>
-          <w:noProof/>
-        </w:rPr>
-      </w:pPr>
-      <w:hyperlink w:anchor="_Toc231219102" w:history="1">
-        <w:r>
-          <w:rPr>
-            <w:rStyle w:val="Hyperlink"/>
-            <w:noProof/>
-          </w:rPr>
-          <w:t>4.1 Assumptions and constraints</w:t>
-        </w:r>
-        <w:r>
-          <w:rPr>
-            <w:noProof/>
-            <w:webHidden/>
-          </w:rPr>
-          <w:tab/>
-        </w:r>
-        <w:r>
-          <w:rPr>
-            <w:noProof/>
-            <w:webHidden/>
-          </w:rPr>
-          <w:fldChar w:fldCharType="begin"/>
-        </w:r>
-        <w:r>
-          <w:rPr>
-            <w:noProof/>
-            <w:webHidden/>
-          </w:rPr>
-          <w:instrText xml:space="preserve"> PAGEREF _Toc231219102 \h </w:instrText>
-        </w:r>
-        <w:r>
-          <w:rPr>
-            <w:noProof/>
-            <w:webHidden/>
-          </w:rPr>
-        </w:r>
-        <w:r>
-          <w:rPr>
-            <w:noProof/>
-            <w:webHidden/>
-          </w:rPr>
-          <w:fldChar w:fldCharType="separate"/>
-        </w:r>
-        <w:r>
-          <w:rPr>
-            <w:noProof/>
-            <w:webHidden/>
-          </w:rPr>
-          <w:t>4</w:t>
-        </w:r>
-        <w:r>
-          <w:rPr>
-            <w:noProof/>
-            <w:webHidden/>
-          </w:rPr>
-          <w:fldChar w:fldCharType="end"/>
-        </w:r>
-      </w:hyperlink>
-    </w:p>
-    <w:p>
-      <w:pPr>
-        <w:pStyle w:val="TOC3"/>
-        <w:tabs>
-          <w:tab w:val="right" w:leader="dot" w:pos="9402"/>
-        </w:tabs>
-        <w:rPr>
-          <w:noProof/>
-        </w:rPr>
-      </w:pPr>
-      <w:hyperlink w:anchor="_Toc231219103" w:history="1">
-        <w:r>
-          <w:rPr>
-            <w:rStyle w:val="Hyperlink"/>
-            <w:noProof/>
-          </w:rPr>
-          <w:t>4.2 AWS account and region</w:t>
-        </w:r>
-        <w:r>
-          <w:rPr>
-            <w:noProof/>
-            <w:webHidden/>
-          </w:rPr>
-          <w:tab/>
-        </w:r>
-        <w:r>
-          <w:rPr>
-            <w:noProof/>
-            <w:webHidden/>
-          </w:rPr>
-          <w:fldChar w:fldCharType="begin"/>
-        </w:r>
-        <w:r>
-          <w:rPr>
-            <w:noProof/>
-            <w:webHidden/>
-          </w:rPr>
-          <w:instrText xml:space="preserve"> PAGEREF _Toc231219103 \h </w:instrText>
-        </w:r>
-        <w:r>
-          <w:rPr>
-            <w:noProof/>
-            <w:webHidden/>
-          </w:rPr>
-        </w:r>
-        <w:r>
-          <w:rPr>
-            <w:noProof/>
-            <w:webHidden/>
-          </w:rPr>
-          <w:fldChar w:fldCharType="separate"/>
-        </w:r>
-        <w:r>
-          <w:rPr>
-            <w:noProof/>
-            <w:webHidden/>
-          </w:rPr>
-          <w:t>4</w:t>
-        </w:r>
-        <w:r>
-          <w:rPr>
-            <w:noProof/>
-            <w:webHidden/>
-          </w:rPr>
-          <w:fldChar w:fldCharType="end"/>
-        </w:r>
-      </w:hyperlink>
-    </w:p>
-    <w:p>
-      <w:pPr>
-        <w:pStyle w:val="TOC3"/>
-        <w:tabs>
-          <w:tab w:val="right" w:leader="dot" w:pos="9402"/>
-        </w:tabs>
-        <w:rPr>
-          <w:noProof/>
-        </w:rPr>
-      </w:pPr>
-      <w:hyperlink w:anchor="_Toc231219104" w:history="1">
-        <w:r>
-          <w:rPr>
-            <w:rStyle w:val="Hyperlink"/>
-            <w:noProof/>
-          </w:rPr>
-          <w:t>4.3 Identity and Access Management (IAM)</w:t>
-        </w:r>
-        <w:r>
-          <w:rPr>
-            <w:noProof/>
-            <w:webHidden/>
-          </w:rPr>
-          <w:tab/>
-        </w:r>
-        <w:r>
-          <w:rPr>
-            <w:noProof/>
-            <w:webHidden/>
-          </w:rPr>
-          <w:fldChar w:fldCharType="begin"/>
-        </w:r>
-        <w:r>
-          <w:rPr>
-            <w:noProof/>
-            <w:webHidden/>
-          </w:rPr>
-          <w:instrText xml:space="preserve"> PAGEREF _Toc231219104 \h </w:instrText>
-        </w:r>
-        <w:r>
-          <w:rPr>
-            <w:noProof/>
-            <w:webHidden/>
-          </w:rPr>
-        </w:r>
-        <w:r>
-          <w:rPr>
-            <w:noProof/>
-            <w:webHidden/>
-          </w:rPr>
-          <w:fldChar w:fldCharType="separate"/>
-        </w:r>
-        <w:r>
-          <w:rPr>
-            <w:noProof/>
-            <w:webHidden/>
-          </w:rPr>
-          <w:t>4</w:t>
-        </w:r>
-        <w:r>
-          <w:rPr>
-            <w:noProof/>
-            <w:webHidden/>
-          </w:rPr>
-          <w:fldChar w:fldCharType="end"/>
-        </w:r>
-      </w:hyperlink>
-    </w:p>
-    <w:p>
-      <w:pPr>
-        <w:pStyle w:val="TOC3"/>
-        <w:tabs>
-          <w:tab w:val="right" w:leader="dot" w:pos="9402"/>
-        </w:tabs>
-        <w:rPr>
-          <w:noProof/>
-        </w:rPr>
-      </w:pPr>
-      <w:hyperlink w:anchor="_Toc231219105" w:history="1">
-        <w:r>
-          <w:rPr>
-            <w:rStyle w:val="Hyperlink"/>
-            <w:noProof/>
-          </w:rPr>
-          <w:t>4.4 Network topology</w:t>
-        </w:r>
-        <w:r>
-          <w:rPr>
-            <w:noProof/>
-            <w:webHidden/>
-          </w:rPr>
-          <w:tab/>
-        </w:r>
-        <w:r>
-          <w:rPr>
-            <w:noProof/>
-            <w:webHidden/>
-          </w:rPr>
-          <w:fldChar w:fldCharType="begin"/>
-        </w:r>
-        <w:r>
-          <w:rPr>
-            <w:noProof/>
-            <w:webHidden/>
-          </w:rPr>
-          <w:instrText xml:space="preserve"> PAGEREF _Toc231219105 \h </w:instrText>
-        </w:r>
-        <w:r>
-          <w:rPr>
-            <w:noProof/>
-            <w:webHidden/>
-          </w:rPr>
-        </w:r>
-        <w:r>
-          <w:rPr>
-            <w:noProof/>
-            <w:webHidden/>
-          </w:rPr>
-          <w:fldChar w:fldCharType="separate"/>
-        </w:r>
-        <w:r>
-          <w:rPr>
-            <w:noProof/>
-            <w:webHidden/>
-          </w:rPr>
-          <w:t>5</w:t>
-        </w:r>
-        <w:r>
-          <w:rPr>
-            <w:noProof/>
-            <w:webHidden/>
-          </w:rPr>
-          <w:fldChar w:fldCharType="end"/>
-        </w:r>
-      </w:hyperlink>
-    </w:p>
-    <w:p>
-      <w:pPr>
-        <w:pStyle w:val="TOC3"/>
-        <w:tabs>
-          <w:tab w:val="right" w:leader="dot" w:pos="9402"/>
-        </w:tabs>
-        <w:rPr>
-          <w:noProof/>
-        </w:rPr>
-      </w:pPr>
-      <w:hyperlink w:anchor="_Toc231219106" w:history="1">
-        <w:r>
-          <w:rPr>
-            <w:rStyle w:val="Hyperlink"/>
-            <w:noProof/>
-          </w:rPr>
-          <w:t>4.5 Compute (EC2 + Auto Scaling)</w:t>
-        </w:r>
-        <w:r>
-          <w:rPr>
-            <w:noProof/>
-            <w:webHidden/>
-          </w:rPr>
-          <w:tab/>
-        </w:r>
-        <w:r>
-          <w:rPr>
-            <w:noProof/>
-            <w:webHidden/>
-          </w:rPr>
-          <w:fldChar w:fldCharType="begin"/>
-        </w:r>
-        <w:r>
-          <w:rPr>
-            <w:noProof/>
-            <w:webHidden/>
-          </w:rPr>
-          <w:instrText xml:space="preserve"> PAGEREF _Toc231219106 \h </w:instrText>
-        </w:r>
-        <w:r>
-          <w:rPr>
-            <w:noProof/>
-            <w:webHidden/>
-          </w:rPr>
-        </w:r>
-        <w:r>
-          <w:rPr>
-            <w:noProof/>
-            <w:webHidden/>
-          </w:rPr>
-          <w:fldChar w:fldCharType="separate"/>
-        </w:r>
-        <w:r>
-          <w:rPr>
-            <w:noProof/>
-            <w:webHidden/>
-          </w:rPr>
-          <w:t>5</w:t>
-        </w:r>
-        <w:r>
-          <w:rPr>
-            <w:noProof/>
-            <w:webHidden/>
-          </w:rPr>
-          <w:fldChar w:fldCharType="end"/>
-        </w:r>
-      </w:hyperlink>
-    </w:p>
-    <w:p>
-      <w:pPr>
-        <w:pStyle w:val="TOC3"/>
-        <w:tabs>
-          <w:tab w:val="right" w:leader="dot" w:pos="9402"/>
-        </w:tabs>
-        <w:rPr>
-          <w:noProof/>
-        </w:rPr>
-      </w:pPr>
-      <w:hyperlink w:anchor="_Toc231219107" w:history="1">
-        <w:r>
-          <w:rPr>
-            <w:rStyle w:val="Hyperlink"/>
-            <w:noProof/>
-          </w:rPr>
-          <w:t>4.6 Load balancing (ALB)</w:t>
-        </w:r>
-        <w:r>
-          <w:rPr>
-            <w:noProof/>
-            <w:webHidden/>
-          </w:rPr>
-          <w:tab/>
-        </w:r>
-        <w:r>
-          <w:rPr>
-            <w:noProof/>
-            <w:webHidden/>
-          </w:rPr>
-          <w:fldChar w:fldCharType="begin"/>
-        </w:r>
-        <w:r>
-          <w:rPr>
-            <w:noProof/>
-            <w:webHidden/>
-          </w:rPr>
-          <w:instrText xml:space="preserve"> PAGEREF _Toc231219107 \h </w:instrText>
-        </w:r>
-        <w:r>
-          <w:rPr>
-            <w:noProof/>
-            <w:webHidden/>
-          </w:rPr>
-        </w:r>
-        <w:r>
-          <w:rPr>
-            <w:noProof/>
-            <w:webHidden/>
-          </w:rPr>
-          <w:fldChar w:fldCharType="separate"/>
-        </w:r>
-        <w:r>
-          <w:rPr>
-            <w:noProof/>
-            <w:webHidden/>
-          </w:rPr>
-          <w:t>5</w:t>
-        </w:r>
-        <w:r>
-          <w:rPr>
-            <w:noProof/>
-            <w:webHidden/>
-          </w:rPr>
-          <w:fldChar w:fldCharType="end"/>
-        </w:r>
-      </w:hyperlink>
-    </w:p>
-    <w:p>
-      <w:pPr>
-        <w:pStyle w:val="TOC3"/>
-        <w:tabs>
-          <w:tab w:val="right" w:leader="dot" w:pos="9402"/>
-        </w:tabs>
-        <w:rPr>
-          <w:noProof/>
-        </w:rPr>
-      </w:pPr>
-      <w:hyperlink w:anchor="_Toc231219108" w:history="1">
-        <w:r>
-          <w:rPr>
-            <w:rStyle w:val="Hyperlink"/>
-            <w:noProof/>
-          </w:rPr>
-          <w:t>4.7 Database (RDS)</w:t>
-        </w:r>
-        <w:r>
-          <w:rPr>
-            <w:noProof/>
-            <w:webHidden/>
-          </w:rPr>
-          <w:tab/>
-        </w:r>
-        <w:r>
-          <w:rPr>
-            <w:noProof/>
-            <w:webHidden/>
-          </w:rPr>
-          <w:fldChar w:fldCharType="begin"/>
-        </w:r>
-        <w:r>
-          <w:rPr>
-            <w:noProof/>
-            <w:webHidden/>
-          </w:rPr>
-          <w:instrText xml:space="preserve"> PAGEREF _Toc231219108 \h </w:instrText>
-        </w:r>
-        <w:r>
-          <w:rPr>
-            <w:noProof/>
-            <w:webHidden/>
-          </w:rPr>
-        </w:r>
-        <w:r>
-          <w:rPr>
-            <w:noProof/>
-            <w:webHidden/>
-          </w:rPr>
-          <w:fldChar w:fldCharType="separate"/>
-        </w:r>
-        <w:r>
-          <w:rPr>
-            <w:noProof/>
-            <w:webHidden/>
-          </w:rPr>
-          <w:t>5</w:t>
-        </w:r>
-        <w:r>
-          <w:rPr>
-            <w:noProof/>
-            <w:webHidden/>
-          </w:rPr>
-          <w:fldChar w:fldCharType="end"/>
-        </w:r>
-      </w:hyperlink>
-    </w:p>
-    <w:p>
-      <w:pPr>
-        <w:pStyle w:val="TOC3"/>
-        <w:tabs>
-          <w:tab w:val="right" w:leader="dot" w:pos="9402"/>
-        </w:tabs>
-        <w:rPr>
-          <w:noProof/>
-        </w:rPr>
-      </w:pPr>
-      <w:hyperlink w:anchor="_Toc231219109" w:history="1">
-        <w:r>
-          <w:rPr>
-            <w:rStyle w:val="Hyperlink"/>
-            <w:noProof/>
-          </w:rPr>
-          <w:t>4.8 Storage</w:t>
-        </w:r>
-        <w:r>
-          <w:rPr>
-            <w:noProof/>
-            <w:webHidden/>
-          </w:rPr>
-          <w:tab/>
-        </w:r>
-        <w:r>
-          <w:rPr>
-            <w:noProof/>
-            <w:webHidden/>
-          </w:rPr>
-          <w:fldChar w:fldCharType="begin"/>
-        </w:r>
-        <w:r>
-          <w:rPr>
-            <w:noProof/>
-            <w:webHidden/>
-          </w:rPr>
-          <w:instrText xml:space="preserve"> PAGEREF _Toc231219109 \h </w:instrText>
-        </w:r>
-        <w:r>
-          <w:rPr>
-            <w:noProof/>
-            <w:webHidden/>
-          </w:rPr>
-        </w:r>
-        <w:r>
-          <w:rPr>
-            <w:noProof/>
-            <w:webHidden/>
-          </w:rPr>
-          <w:fldChar w:fldCharType="separate"/>
-        </w:r>
-        <w:r>
-          <w:rPr>
-            <w:noProof/>
-            <w:webHidden/>
-          </w:rPr>
-          <w:t>5</w:t>
-        </w:r>
-        <w:r>
-          <w:rPr>
-            <w:noProof/>
-            <w:webHidden/>
-          </w:rPr>
-          <w:fldChar w:fldCharType="end"/>
-        </w:r>
-      </w:hyperlink>
-    </w:p>
-    <w:p>
-      <w:pPr>
-        <w:pStyle w:val="TOC3"/>
-        <w:tabs>
-          <w:tab w:val="right" w:leader="dot" w:pos="9402"/>
-        </w:tabs>
-        <w:rPr>
-          <w:noProof/>
-        </w:rPr>
-      </w:pPr>
-      <w:hyperlink w:anchor="_Toc231219110" w:history="1">
-        <w:r>
-          <w:rPr>
-            <w:rStyle w:val="Hyperlink"/>
-            <w:noProof/>
-          </w:rPr>
-          <w:t>4.9 Security</w:t>
-        </w:r>
-        <w:r>
-          <w:rPr>
-            <w:noProof/>
-            <w:webHidden/>
-          </w:rPr>
-          <w:tab/>
-        </w:r>
-        <w:r>
-          <w:rPr>
-            <w:noProof/>
-            <w:webHidden/>
-          </w:rPr>
-          <w:fldChar w:fldCharType="begin"/>
-        </w:r>
-        <w:r>
-          <w:rPr>
-            <w:noProof/>
-            <w:webHidden/>
-          </w:rPr>
-          <w:instrText xml:space="preserve"> PAGEREF _Toc231219110 \h </w:instrText>
-        </w:r>
-        <w:r>
-          <w:rPr>
-            <w:noProof/>
-            <w:webHidden/>
-          </w:rPr>
-        </w:r>
-        <w:r>
-          <w:rPr>
-            <w:noProof/>
-            <w:webHidden/>
-          </w:rPr>
-          <w:fldChar w:fldCharType="separate"/>
-        </w:r>
-        <w:r>
-          <w:rPr>
-            <w:noProof/>
-            <w:webHidden/>
-          </w:rPr>
-          <w:t>6</w:t>
-        </w:r>
-        <w:r>
-          <w:rPr>
-            <w:noProof/>
-            <w:webHidden/>
-          </w:rPr>
-          <w:fldChar w:fldCharType="end"/>
-        </w:r>
-      </w:hyperlink>
-    </w:p>
-    <w:p>
-      <w:pPr>
-        <w:pStyle w:val="TOC3"/>
-        <w:tabs>
-          <w:tab w:val="right" w:leader="dot" w:pos="9402"/>
-        </w:tabs>
-        <w:rPr>
-          <w:noProof/>
-        </w:rPr>
-      </w:pPr>
-      <w:hyperlink w:anchor="_Toc231219111" w:history="1">
-        <w:r>
-          <w:rPr>
-            <w:rStyle w:val="Hyperlink"/>
-            <w:noProof/>
-          </w:rPr>
-          <w:t>4.10 Monitoring (baseline)</w:t>
-        </w:r>
-        <w:r>
-          <w:rPr>
-            <w:noProof/>
-            <w:webHidden/>
-          </w:rPr>
-          <w:tab/>
-        </w:r>
-        <w:r>
-          <w:rPr>
-            <w:noProof/>
-            <w:webHidden/>
-          </w:rPr>
-          <w:fldChar w:fldCharType="begin"/>
-        </w:r>
-        <w:r>
-          <w:rPr>
-            <w:noProof/>
-            <w:webHidden/>
-          </w:rPr>
-          <w:instrText xml:space="preserve"> PAGEREF _Toc231219111 \h </w:instrText>
-        </w:r>
-        <w:r>
-          <w:rPr>
-            <w:noProof/>
-            <w:webHidden/>
-          </w:rPr>
-        </w:r>
-        <w:r>
-          <w:rPr>
-            <w:noProof/>
-            <w:webHidden/>
-          </w:rPr>
-          <w:fldChar w:fldCharType="separate"/>
-        </w:r>
-        <w:r>
-          <w:rPr>
-            <w:noProof/>
-            <w:webHidden/>
-          </w:rPr>
-          <w:t>6</w:t>
-        </w:r>
-        <w:r>
-          <w:rPr>
-            <w:noProof/>
-            <w:webHidden/>
-          </w:rPr>
-          <w:fldChar w:fldCharType="end"/>
-        </w:r>
-      </w:hyperlink>
-    </w:p>
-    <w:p>
-      <w:pPr>
-        <w:pStyle w:val="TOC3"/>
-        <w:tabs>
-          <w:tab w:val="right" w:leader="dot" w:pos="9402"/>
-        </w:tabs>
-        <w:rPr>
-          <w:noProof/>
-        </w:rPr>
-      </w:pPr>
-      <w:hyperlink w:anchor="_Toc231219112" w:history="1">
-        <w:r>
-          <w:rPr>
-            <w:rStyle w:val="Hyperlink"/>
-            <w:noProof/>
-          </w:rPr>
-          <w:t>4.11 Naming and tagging conventions</w:t>
-        </w:r>
-        <w:r>
-          <w:rPr>
-            <w:noProof/>
-            <w:webHidden/>
-          </w:rPr>
-          <w:tab/>
-        </w:r>
-        <w:r>
-          <w:rPr>
-            <w:noProof/>
-            <w:webHidden/>
-          </w:rPr>
-          <w:fldChar w:fldCharType="begin"/>
-        </w:r>
-        <w:r>
-          <w:rPr>
-            <w:noProof/>
-            <w:webHidden/>
-          </w:rPr>
-          <w:instrText xml:space="preserve"> PAGEREF _Toc231219112 \h </w:instrText>
-        </w:r>
-        <w:r>
-          <w:rPr>
-            <w:noProof/>
-            <w:webHidden/>
-          </w:rPr>
-        </w:r>
-        <w:r>
-          <w:rPr>
-            <w:noProof/>
-            <w:webHidden/>
-          </w:rPr>
-          <w:fldChar w:fldCharType="separate"/>
-        </w:r>
-        <w:r>
-          <w:rPr>
-            <w:noProof/>
-            <w:webHidden/>
-          </w:rPr>
-          <w:t>6</w:t>
-        </w:r>
-        <w:r>
-          <w:rPr>
-            <w:noProof/>
-            <w:webHidden/>
-          </w:rPr>
-          <w:fldChar w:fldCharType="end"/>
-        </w:r>
-      </w:hyperlink>
-    </w:p>
-    <w:p>
-      <w:pPr>
-        <w:pStyle w:val="TOC3"/>
-        <w:tabs>
-          <w:tab w:val="right" w:leader="dot" w:pos="9402"/>
-        </w:tabs>
-        <w:rPr>
-          <w:noProof/>
-        </w:rPr>
-      </w:pPr>
-      <w:hyperlink w:anchor="_Toc231219113" w:history="1">
-        <w:r>
-          <w:rPr>
-            <w:rStyle w:val="Hyperlink"/>
-            <w:noProof/>
-          </w:rPr>
-          <w:t>4.12 Backup</w:t>
-        </w:r>
-        <w:r>
-          <w:rPr>
-            <w:noProof/>
-            <w:webHidden/>
-          </w:rPr>
-          <w:tab/>
-        </w:r>
-        <w:r>
-          <w:rPr>
-            <w:noProof/>
-            <w:webHidden/>
-          </w:rPr>
-          <w:fldChar w:fldCharType="begin"/>
-        </w:r>
-        <w:r>
-          <w:rPr>
-            <w:noProof/>
-            <w:webHidden/>
-          </w:rPr>
-          <w:instrText xml:space="preserve"> PAGEREF _Toc231219113 \h </w:instrText>
-        </w:r>
-        <w:r>
-          <w:rPr>
-            <w:noProof/>
-            <w:webHidden/>
-          </w:rPr>
-        </w:r>
-        <w:r>
-          <w:rPr>
-            <w:noProof/>
-            <w:webHidden/>
-          </w:rPr>
-          <w:fldChar w:fldCharType="separate"/>
-        </w:r>
-        <w:r>
-          <w:rPr>
-            <w:noProof/>
-            <w:webHidden/>
-          </w:rPr>
-          <w:t>7</w:t>
-        </w:r>
-        <w:r>
-          <w:rPr>
-            <w:noProof/>
-            <w:webHidden/>
-          </w:rPr>
-          <w:fldChar w:fldCharType="end"/>
-        </w:r>
-      </w:hyperlink>
-    </w:p>
-    <w:p>
-      <w:pPr>
-        <w:pStyle w:val="TOC3"/>
-        <w:tabs>
-          <w:tab w:val="right" w:leader="dot" w:pos="9402"/>
-        </w:tabs>
-        <w:rPr>
-          <w:noProof/>
-        </w:rPr>
-      </w:pPr>
-      <w:hyperlink w:anchor="_Toc231219114" w:history="1">
-        <w:r>
-          <w:rPr>
-            <w:rStyle w:val="Hyperlink"/>
-            <w:noProof/>
-          </w:rPr>
-          <w:t>4.13 Recovery objectives — baseline state</w:t>
-        </w:r>
-        <w:r>
-          <w:rPr>
-            <w:noProof/>
-            <w:webHidden/>
-          </w:rPr>
-          <w:tab/>
-        </w:r>
-        <w:r>
-          <w:rPr>
-            <w:noProof/>
-            <w:webHidden/>
-          </w:rPr>
-          <w:fldChar w:fldCharType="begin"/>
-        </w:r>
-        <w:r>
-          <w:rPr>
-            <w:noProof/>
-            <w:webHidden/>
-          </w:rPr>
-          <w:instrText xml:space="preserve"> PAGEREF _Toc231219114 \h </w:instrText>
-        </w:r>
-        <w:r>
-          <w:rPr>
-            <w:noProof/>
-            <w:webHidden/>
-          </w:rPr>
-        </w:r>
-        <w:r>
-          <w:rPr>
-            <w:noProof/>
-            <w:webHidden/>
-          </w:rPr>
-          <w:fldChar w:fldCharType="separate"/>
-        </w:r>
-        <w:r>
-          <w:rPr>
-            <w:noProof/>
-            <w:webHidden/>
-          </w:rPr>
-          <w:t>7</w:t>
-        </w:r>
-        <w:r>
-          <w:rPr>
-            <w:noProof/>
-            <w:webHidden/>
-          </w:rPr>
-          <w:fldChar w:fldCharType="end"/>
-        </w:r>
-      </w:hyperlink>
-    </w:p>
-    <w:p>
-      <w:pPr>
-        <w:pStyle w:val="TOC3"/>
-        <w:tabs>
-          <w:tab w:val="right" w:leader="dot" w:pos="9402"/>
-        </w:tabs>
-        <w:rPr>
-          <w:noProof/>
-        </w:rPr>
-      </w:pPr>
-      <w:hyperlink w:anchor="_Toc231219115" w:history="1">
-        <w:r>
-          <w:rPr>
-            <w:rStyle w:val="Hyperlink"/>
-            <w:noProof/>
-          </w:rPr>
-          <w:t>4.14 Components requiring vertical scaling</w:t>
-        </w:r>
-        <w:r>
-          <w:rPr>
-            <w:noProof/>
-            <w:webHidden/>
-          </w:rPr>
-          <w:tab/>
-        </w:r>
-        <w:r>
-          <w:rPr>
-            <w:noProof/>
-            <w:webHidden/>
-          </w:rPr>
-          <w:fldChar w:fldCharType="begin"/>
-        </w:r>
-        <w:r>
-          <w:rPr>
-            <w:noProof/>
-            <w:webHidden/>
-          </w:rPr>
-          <w:instrText xml:space="preserve"> PAGEREF _Toc231219115 \h </w:instrText>
-        </w:r>
-        <w:r>
-          <w:rPr>
-            <w:noProof/>
-            <w:webHidden/>
-          </w:rPr>
-        </w:r>
-        <w:r>
-          <w:rPr>
-            <w:noProof/>
-            <w:webHidden/>
-          </w:rPr>
-          <w:fldChar w:fldCharType="separate"/>
-        </w:r>
-        <w:r>
-          <w:rPr>
-            <w:noProof/>
-            <w:webHidden/>
-          </w:rPr>
-          <w:t>7</w:t>
-        </w:r>
-        <w:r>
-          <w:rPr>
-            <w:noProof/>
-            <w:webHidden/>
-          </w:rPr>
-          <w:fldChar w:fldCharType="end"/>
-        </w:r>
-      </w:hyperlink>
-    </w:p>
-    <w:p>
-      <w:pPr>
-        <w:pStyle w:val="TOC3"/>
-        <w:tabs>
-          <w:tab w:val="right" w:leader="dot" w:pos="9402"/>
-        </w:tabs>
-        <w:rPr>
-          <w:noProof/>
-        </w:rPr>
-      </w:pPr>
-      <w:hyperlink w:anchor="_Toc231219116" w:history="1">
-        <w:r>
-          <w:rPr>
-            <w:rStyle w:val="Hyperlink"/>
-            <w:noProof/>
-          </w:rPr>
-          <w:t>4.15 Single points of failure removed</w:t>
-        </w:r>
-        <w:r>
-          <w:rPr>
-            <w:noProof/>
-            <w:webHidden/>
-          </w:rPr>
-          <w:tab/>
-        </w:r>
-        <w:r>
-          <w:rPr>
-            <w:noProof/>
-            <w:webHidden/>
-          </w:rPr>
-          <w:fldChar w:fldCharType="begin"/>
-        </w:r>
-        <w:r>
-          <w:rPr>
-            <w:noProof/>
-            <w:webHidden/>
-          </w:rPr>
-          <w:instrText xml:space="preserve"> PAGEREF _Toc231219116 \h </w:instrText>
-        </w:r>
-        <w:r>
-          <w:rPr>
-            <w:noProof/>
-            <w:webHidden/>
-          </w:rPr>
-        </w:r>
-        <w:r>
-          <w:rPr>
-            <w:noProof/>
-            <w:webHidden/>
-          </w:rPr>
-          <w:fldChar w:fldCharType="separate"/>
-        </w:r>
-        <w:r>
-          <w:rPr>
-            <w:noProof/>
-            <w:webHidden/>
-          </w:rPr>
-          <w:t>7</w:t>
-        </w:r>
-        <w:r>
-          <w:rPr>
-            <w:noProof/>
-            <w:webHidden/>
-          </w:rPr>
-          <w:fldChar w:fldCharType="end"/>
-        </w:r>
-      </w:hyperlink>
-    </w:p>
-    <w:p>
-      <w:pPr>
-        <w:pStyle w:val="TOC3"/>
-        <w:tabs>
-          <w:tab w:val="right" w:leader="dot" w:pos="9402"/>
-        </w:tabs>
-        <w:rPr>
-          <w:noProof/>
-        </w:rPr>
-      </w:pPr>
-      <w:hyperlink w:anchor="_Toc231219117" w:history="1">
-        <w:r>
-          <w:rPr>
-            <w:rStyle w:val="Hyperlink"/>
-            <w:noProof/>
-          </w:rPr>
-          <w:t>4.16 Configuration decisions left to the implementer</w:t>
-        </w:r>
-        <w:r>
-          <w:rPr>
-            <w:noProof/>
-            <w:webHidden/>
-          </w:rPr>
-          <w:tab/>
-        </w:r>
-        <w:r>
-          <w:rPr>
-            <w:noProof/>
-            <w:webHidden/>
-          </w:rPr>
-          <w:fldChar w:fldCharType="begin"/>
-        </w:r>
-        <w:r>
-          <w:rPr>
-            <w:noProof/>
-            <w:webHidden/>
-          </w:rPr>
-          <w:instrText xml:space="preserve"> PAGEREF _Toc231219117 \h </w:instrText>
-        </w:r>
-        <w:r>
-          <w:rPr>
-            <w:noProof/>
-            <w:webHidden/>
-          </w:rPr>
-        </w:r>
-        <w:r>
-          <w:rPr>
-            <w:noProof/>
-            <w:webHidden/>
-          </w:rPr>
-          <w:fldChar w:fldCharType="separate"/>
-        </w:r>
-        <w:r>
-          <w:rPr>
-            <w:noProof/>
-            <w:webHidden/>
-          </w:rPr>
-          <w:t>7</w:t>
-        </w:r>
-        <w:r>
-          <w:rPr>
-            <w:noProof/>
-            <w:webHidden/>
-          </w:rPr>
-          <w:fldChar w:fldCharType="end"/>
-        </w:r>
-      </w:hyperlink>
-    </w:p>
-    <w:p>
-      <w:pPr>
-        <w:pStyle w:val="TOC1"/>
-        <w:tabs>
-          <w:tab w:val="right" w:leader="dot" w:pos="9402"/>
-        </w:tabs>
-        <w:rPr>
-          <w:noProof/>
-        </w:rPr>
-      </w:pPr>
-      <w:hyperlink w:anchor="_Toc231219118" w:history="1">
-        <w:r>
-          <w:rPr>
-            <w:rStyle w:val="Hyperlink"/>
-            <w:noProof/>
-          </w:rPr>
-          <w:t>5. Implementation Sequencing</w:t>
-        </w:r>
-        <w:r>
-          <w:rPr>
-            <w:noProof/>
-            <w:webHidden/>
-          </w:rPr>
-          <w:tab/>
-        </w:r>
-        <w:r>
-          <w:rPr>
-            <w:noProof/>
-            <w:webHidden/>
-          </w:rPr>
-          <w:fldChar w:fldCharType="begin"/>
-        </w:r>
-        <w:r>
-          <w:rPr>
-            <w:noProof/>
-            <w:webHidden/>
-          </w:rPr>
-          <w:instrText xml:space="preserve"> PAGEREF _Toc231219118 \h </w:instrText>
-        </w:r>
-        <w:r>
-          <w:rPr>
-            <w:noProof/>
-            <w:webHidden/>
-          </w:rPr>
-        </w:r>
-        <w:r>
-          <w:rPr>
-            <w:noProof/>
-            <w:webHidden/>
-          </w:rPr>
-          <w:fldChar w:fldCharType="separate"/>
-        </w:r>
-        <w:r>
-          <w:rPr>
-            <w:noProof/>
-            <w:webHidden/>
-          </w:rPr>
-          <w:t>8</w:t>
-        </w:r>
-        <w:r>
-          <w:rPr>
-            <w:noProof/>
-            <w:webHidden/>
-          </w:rPr>
-          <w:fldChar w:fldCharType="end"/>
-        </w:r>
-      </w:hyperlink>
-    </w:p>
-    <w:p>
-      <w:pPr>
-        <w:pStyle w:val="TOC1"/>
-        <w:tabs>
-          <w:tab w:val="right" w:leader="dot" w:pos="9402"/>
-        </w:tabs>
-        <w:rPr>
-          <w:noProof/>
-        </w:rPr>
-      </w:pPr>
-      <w:hyperlink w:anchor="_Toc231219119" w:history="1">
-        <w:r>
-          <w:rPr>
-            <w:rStyle w:val="Hyperlink"/>
-            <w:noProof/>
-          </w:rPr>
-          <w:t>6. Simulation and Verification Plan</w:t>
-        </w:r>
-        <w:r>
-          <w:rPr>
-            <w:noProof/>
-            <w:webHidden/>
-          </w:rPr>
-          <w:tab/>
-        </w:r>
-        <w:r>
-          <w:rPr>
-            <w:noProof/>
-            <w:webHidden/>
-          </w:rPr>
-          <w:fldChar w:fldCharType="begin"/>
-        </w:r>
-        <w:r>
-          <w:rPr>
-            <w:noProof/>
-            <w:webHidden/>
-          </w:rPr>
-          <w:instrText xml:space="preserve"> PAGEREF _Toc231219119 \h </w:instrText>
-        </w:r>
-        <w:r>
-          <w:rPr>
-            <w:noProof/>
-            <w:webHidden/>
-          </w:rPr>
-        </w:r>
-        <w:r>
-          <w:rPr>
-            <w:noProof/>
-            <w:webHidden/>
-          </w:rPr>
-          <w:fldChar w:fldCharType="separate"/>
-        </w:r>
-        <w:r>
-          <w:rPr>
-            <w:noProof/>
-            <w:webHidden/>
-          </w:rPr>
-          <w:t>8</w:t>
-        </w:r>
-        <w:r>
-          <w:rPr>
-            <w:noProof/>
-            <w:webHidden/>
-          </w:rPr>
-          <w:fldChar w:fldCharType="end"/>
-        </w:r>
-      </w:hyperlink>
-    </w:p>
-    <w:p>
-      <w:pPr>
-        <w:pStyle w:val="TOC1"/>
-        <w:tabs>
-          <w:tab w:val="right" w:leader="dot" w:pos="9402"/>
-        </w:tabs>
-        <w:rPr>
-          <w:noProof/>
-        </w:rPr>
-      </w:pPr>
-      <w:hyperlink w:anchor="_Toc231219120" w:history="1">
-        <w:r>
-          <w:rPr>
-            <w:rStyle w:val="Hyperlink"/>
-            <w:noProof/>
-          </w:rPr>
-          <w:t>7. Out of Scope</w:t>
-        </w:r>
-        <w:r>
-          <w:rPr>
-            <w:noProof/>
-            <w:webHidden/>
-          </w:rPr>
-          <w:tab/>
-        </w:r>
-        <w:r>
-          <w:rPr>
-            <w:noProof/>
-            <w:webHidden/>
-          </w:rPr>
-          <w:fldChar w:fldCharType="begin"/>
-        </w:r>
-        <w:r>
-          <w:rPr>
-            <w:noProof/>
-            <w:webHidden/>
-          </w:rPr>
-          <w:instrText xml:space="preserve"> PAGEREF _Toc231219120 \h </w:instrText>
-        </w:r>
-        <w:r>
-          <w:rPr>
-            <w:noProof/>
-            <w:webHidden/>
-          </w:rPr>
-        </w:r>
-        <w:r>
-          <w:rPr>
-            <w:noProof/>
-            <w:webHidden/>
-          </w:rPr>
-          <w:fldChar w:fldCharType="separate"/>
-        </w:r>
-        <w:r>
-          <w:rPr>
-            <w:noProof/>
-            <w:webHidden/>
-          </w:rPr>
-          <w:t>8</w:t>
-        </w:r>
-        <w:r>
-          <w:rPr>
-            <w:noProof/>
-            <w:webHidden/>
-          </w:rPr>
-          <w:fldChar w:fldCharType="end"/>
-        </w:r>
-      </w:hyperlink>
-    </w:p>
-    <w:p>
-      <w:pPr>
-        <w:pStyle w:val="TOC1"/>
-        <w:tabs>
-          <w:tab w:val="right" w:leader="dot" w:pos="9402"/>
-        </w:tabs>
-        <w:rPr>
-          <w:noProof/>
-        </w:rPr>
-      </w:pPr>
-      <w:hyperlink w:anchor="_Toc231219121" w:history="1">
-        <w:r>
-          <w:rPr>
-            <w:rStyle w:val="Hyperlink"/>
-            <w:noProof/>
-          </w:rPr>
-          <w:t>8. References</w:t>
-        </w:r>
-        <w:r>
-          <w:rPr>
-            <w:noProof/>
-            <w:webHidden/>
-          </w:rPr>
-          <w:tab/>
-        </w:r>
-        <w:r>
-          <w:rPr>
-            <w:noProof/>
-            <w:webHidden/>
-          </w:rPr>
-          <w:fldChar w:fldCharType="begin"/>
-        </w:r>
-        <w:r>
-          <w:rPr>
-            <w:noProof/>
-            <w:webHidden/>
-          </w:rPr>
-          <w:instrText xml:space="preserve"> PAGEREF _Toc231219121 \h </w:instrText>
-        </w:r>
-        <w:r>
-          <w:rPr>
-            <w:noProof/>
-            <w:webHidden/>
-          </w:rPr>
-        </w:r>
-        <w:r>
-          <w:rPr>
-            <w:noProof/>
-            <w:webHidden/>
-          </w:rPr>
-          <w:fldChar w:fldCharType="separate"/>
-        </w:r>
-        <w:r>
-          <w:rPr>
-            <w:noProof/>
-            <w:webHidden/>
-          </w:rPr>
-          <w:t>8</w:t>
-        </w:r>
-        <w:r>
-          <w:rPr>
-            <w:noProof/>
-            <w:webHidden/>
-          </w:rPr>
-          <w:fldChar w:fldCharType="end"/>
-        </w:r>
-      </w:hyperlink>
-    </w:p>
-    <w:p>
-      <w:pPr>
-        <w:pStyle w:val="TOC1"/>
-        <w:tabs>
-          <w:tab w:val="right" w:leader="dot" w:pos="9402"/>
-        </w:tabs>
-        <w:rPr>
-          <w:noProof/>
-        </w:rPr>
-      </w:pPr>
-      <w:hyperlink w:anchor="_Toc231219122" w:history="1">
-        <w:r>
-          <w:rPr>
-            <w:rStyle w:val="Hyperlink"/>
-            <w:noProof/>
-          </w:rPr>
-          <w:t>Document control</w:t>
-        </w:r>
-        <w:r>
-          <w:rPr>
-            <w:noProof/>
-            <w:webHidden/>
-          </w:rPr>
-          <w:tab/>
-        </w:r>
-        <w:r>
-          <w:rPr>
-            <w:noProof/>
-            <w:webHidden/>
-          </w:rPr>
-          <w:fldChar w:fldCharType="begin"/>
-        </w:r>
-        <w:r>
-          <w:rPr>
-            <w:noProof/>
-            <w:webHidden/>
-          </w:rPr>
-          <w:instrText xml:space="preserve"> PAGEREF _Toc231219122 \h </w:instrText>
-        </w:r>
-        <w:r>
-          <w:rPr>
-            <w:noProof/>
-            <w:webHidden/>
-          </w:rPr>
-        </w:r>
-        <w:r>
-          <w:rPr>
-            <w:noProof/>
-            <w:webHidden/>
-          </w:rPr>
-          <w:fldChar w:fldCharType="separate"/>
-        </w:r>
-        <w:r>
-          <w:rPr>
-            <w:noProof/>
-            <w:webHidden/>
-          </w:rPr>
-          <w:t>8</w:t>
-        </w:r>
-        <w:r>
-          <w:rPr>
-            <w:noProof/>
-            <w:webHidden/>
-          </w:rPr>
-          <w:fldChar w:fldCharType="end"/>
-        </w:r>
-      </w:hyperlink>
-    </w:p>
-    <w:p>
+        <w:t>Right-click and choose “Update Field” to build the table of contents.</w:t>
+      </w:r>
       <w:r>
         <w:fldChar w:fldCharType="end"/>
       </w:r>
@@ -2523,12 +419,10 @@
       <w:pPr>
         <w:pStyle w:val="Heading1"/>
       </w:pPr>
-      <w:bookmarkStart w:id="1" w:name="_Toc231219093"/>
       <w:r>
         <w:lastRenderedPageBreak/>
         <w:t>1. Purpose and Scope</w:t>
       </w:r>
-      <w:bookmarkEnd w:id="1"/>
     </w:p>
     <w:p>
       <w:r>
@@ -2539,11 +433,9 @@
       <w:pPr>
         <w:pStyle w:val="Heading3"/>
       </w:pPr>
-      <w:bookmarkStart w:id="2" w:name="_Toc231219094"/>
       <w:r>
         <w:t>In scope of this design</w:t>
       </w:r>
-      <w:bookmarkEnd w:id="2"/>
     </w:p>
     <w:p>
       <w:pPr>
@@ -2573,11 +465,9 @@
       <w:pPr>
         <w:pStyle w:val="Heading3"/>
       </w:pPr>
-      <w:bookmarkStart w:id="3" w:name="_Toc231219095"/>
       <w:r>
         <w:t>Out of scope — deferred to the follow-on HA design phase</w:t>
       </w:r>
-      <w:bookmarkEnd w:id="3"/>
     </w:p>
     <w:p>
       <w:pPr>
@@ -2607,11 +497,9 @@
       <w:pPr>
         <w:pStyle w:val="Heading3"/>
       </w:pPr>
-      <w:bookmarkStart w:id="4" w:name="_Toc231219096"/>
       <w:r>
         <w:t>Out of MTS scope entirely — YAT ICT responsibility</w:t>
       </w:r>
-      <w:bookmarkEnd w:id="4"/>
     </w:p>
     <w:p>
       <w:pPr>
@@ -2649,21 +537,17 @@
       <w:pPr>
         <w:pStyle w:val="Heading1"/>
       </w:pPr>
-      <w:bookmarkStart w:id="5" w:name="_Toc231219097"/>
       <w:r>
         <w:t>2. Design Inputs and Requirements</w:t>
       </w:r>
-      <w:bookmarkEnd w:id="5"/>
     </w:p>
     <w:p>
       <w:pPr>
         <w:pStyle w:val="Heading3"/>
       </w:pPr>
-      <w:bookmarkStart w:id="6" w:name="_Toc231219098"/>
       <w:r>
         <w:t>2.1 Inputs</w:t>
       </w:r>
-      <w:bookmarkEnd w:id="6"/>
     </w:p>
     <w:p>
       <w:pPr>
@@ -2701,11 +585,9 @@
       <w:pPr>
         <w:pStyle w:val="Heading3"/>
       </w:pPr>
-      <w:bookmarkStart w:id="7" w:name="_Toc231219099"/>
       <w:r>
         <w:t>2.2 Requirements the design must meet</w:t>
       </w:r>
-      <w:bookmarkEnd w:id="7"/>
     </w:p>
     <w:tbl>
       <w:tblPr>
@@ -3043,11 +925,9 @@
       <w:pPr>
         <w:pStyle w:val="Heading1"/>
       </w:pPr>
-      <w:bookmarkStart w:id="8" w:name="_Toc231219100"/>
       <w:r>
         <w:t>3. Review of Existing Architecture</w:t>
       </w:r>
-      <w:bookmarkEnd w:id="8"/>
     </w:p>
     <w:p>
       <w:r>
@@ -3062,21 +942,17 @@
       <w:pPr>
         <w:pStyle w:val="Heading1"/>
       </w:pPr>
-      <w:bookmarkStart w:id="9" w:name="_Toc231219101"/>
       <w:r>
         <w:t>4. Architecture Design</w:t>
       </w:r>
-      <w:bookmarkEnd w:id="9"/>
     </w:p>
     <w:p>
       <w:pPr>
         <w:pStyle w:val="Heading3"/>
       </w:pPr>
-      <w:bookmarkStart w:id="10" w:name="_Toc231219102"/>
       <w:r>
         <w:t>4.1 Assumptions and constraints</w:t>
       </w:r>
-      <w:bookmarkEnd w:id="10"/>
     </w:p>
     <w:tbl>
       <w:tblPr>
@@ -3607,11 +1483,9 @@
       <w:pPr>
         <w:pStyle w:val="Heading3"/>
       </w:pPr>
-      <w:bookmarkStart w:id="11" w:name="_Toc231219103"/>
       <w:r>
         <w:t>4.2 AWS account and region</w:t>
       </w:r>
-      <w:bookmarkEnd w:id="11"/>
     </w:p>
     <w:p>
       <w:r>
@@ -3622,11 +1496,9 @@
       <w:pPr>
         <w:pStyle w:val="Heading3"/>
       </w:pPr>
-      <w:bookmarkStart w:id="12" w:name="_Toc231219104"/>
       <w:r>
         <w:t>4.3 Identity and Access Management (IAM)</w:t>
       </w:r>
-      <w:bookmarkEnd w:id="12"/>
     </w:p>
     <w:tbl>
       <w:tblPr>
@@ -3993,11 +1865,9 @@
       <w:pPr>
         <w:pStyle w:val="Heading3"/>
       </w:pPr>
-      <w:bookmarkStart w:id="13" w:name="_Toc231219105"/>
       <w:r>
         <w:t>4.4 Network topology</w:t>
       </w:r>
-      <w:bookmarkEnd w:id="13"/>
     </w:p>
     <w:p>
       <w:r>
@@ -4389,15 +2259,106 @@
         <w:t>The follow-on HA design adds the corresponding -b subnets in ap-southeast-2b.</w:t>
       </w:r>
     </w:p>
+    <w:tbl>
+      <w:tblPr>
+        <w:tblW w:w="0" w:type="auto"/>
+        <w:tblLook w:val="04A0" w:firstRow="1" w:lastRow="0" w:firstColumn="1" w:lastColumn="0" w:noHBand="0" w:noVBand="1"/>
+      </w:tblPr>
+      <w:tblGrid>
+        <w:gridCol w:w="9411"/>
+      </w:tblGrid>
+      <w:tr>
+        <w:trPr>
+          <w:trHeight w:hRule="exact" w:val="5386"/>
+        </w:trPr>
+        <w:tc>
+          <w:tcPr>
+            <w:tcW w:w="9411" w:type="dxa"/>
+            <w:tcBorders>
+              <w:top w:val="single" w:sz="4" w:space="0" w:color="E4DED3"/>
+              <w:left w:val="single" w:sz="4" w:space="0" w:color="E4DED3"/>
+              <w:bottom w:val="single" w:sz="4" w:space="0" w:color="E4DED3"/>
+              <w:right w:val="single" w:sz="4" w:space="0" w:color="E4DED3"/>
+            </w:tcBorders>
+            <w:shd w:val="clear" w:color="auto" w:fill="F8F4ED"/>
+            <w:vAlign w:val="center"/>
+          </w:tcPr>
+          <w:p>
+            <w:pPr>
+              <w:jc w:val="center"/>
+            </w:pPr>
+            <w:r>
+              <w:rPr>
+                <w:b/>
+                <w:color w:val="C5613B"/>
+                <w:sz w:val="22"/>
+              </w:rPr>
+              <w:drawing>
+                <wp:inline distT="0" distB="0" distL="0" distR="0" wp14:anchorId="2F36DD5F" wp14:editId="3F69FA54">
+                  <wp:extent cx="5676181" cy="3397748"/>
+                  <wp:effectExtent l="0" t="0" r="1270" b="0"/>
+                  <wp:docPr id="1336559420" name="Graphic 1"/>
+                  <wp:cNvGraphicFramePr>
+                    <a:graphicFrameLocks xmlns:a="http://schemas.openxmlformats.org/drawingml/2006/main" noChangeAspect="1"/>
+                  </wp:cNvGraphicFramePr>
+                  <a:graphic xmlns:a="http://schemas.openxmlformats.org/drawingml/2006/main">
+                    <a:graphicData uri="http://schemas.openxmlformats.org/drawingml/2006/picture">
+                      <pic:pic xmlns:pic="http://schemas.openxmlformats.org/drawingml/2006/picture">
+                        <pic:nvPicPr>
+                          <pic:cNvPr id="1336559420" name=""/>
+                          <pic:cNvPicPr/>
+                        </pic:nvPicPr>
+                        <pic:blipFill>
+                          <a:blip r:embed="rId12">
+                            <a:extLst>
+                              <a:ext uri="{96DAC541-7B7A-43D3-8B79-37D633B846F1}">
+                                <asvg:svgBlip xmlns:asvg="http://schemas.microsoft.com/office/drawing/2016/SVG/main" r:embed="rId13"/>
+                              </a:ext>
+                            </a:extLst>
+                          </a:blip>
+                          <a:stretch>
+                            <a:fillRect/>
+                          </a:stretch>
+                        </pic:blipFill>
+                        <pic:spPr>
+                          <a:xfrm>
+                            <a:off x="0" y="0"/>
+                            <a:ext cx="5698395" cy="3411045"/>
+                          </a:xfrm>
+                          <a:prstGeom prst="rect">
+                            <a:avLst/>
+                          </a:prstGeom>
+                        </pic:spPr>
+                      </pic:pic>
+                    </a:graphicData>
+                  </a:graphic>
+                </wp:inline>
+              </w:drawing>
+            </w:r>
+          </w:p>
+        </w:tc>
+      </w:tr>
+    </w:tbl>
+    <w:p>
+      <w:pPr>
+        <w:jc w:val="center"/>
+      </w:pPr>
+      <w:r>
+        <w:rPr>
+          <w:i/>
+          <w:color w:val="6B6660"/>
+          <w:sz w:val="18"/>
+        </w:rPr>
+        <w:t>Figure 4.4 — LMS baseline network topology (single-AZ).</w:t>
+      </w:r>
+    </w:p>
     <w:p>
       <w:pPr>
         <w:pStyle w:val="Heading3"/>
       </w:pPr>
-      <w:bookmarkStart w:id="14" w:name="_Toc231219106"/>
       <w:r>
         <w:t>4.5 Compute (EC2 + Auto Scaling)</w:t>
       </w:r>
-      <w:bookmarkEnd w:id="14"/>
     </w:p>
     <w:p>
       <w:pPr>
@@ -4435,11 +2396,10 @@
       <w:pPr>
         <w:pStyle w:val="Heading3"/>
       </w:pPr>
-      <w:bookmarkStart w:id="15" w:name="_Toc231219107"/>
       <w:r>
+        <w:lastRenderedPageBreak/>
         <w:t>4.6 Load balancing (ALB)</w:t>
       </w:r>
-      <w:bookmarkEnd w:id="15"/>
     </w:p>
     <w:p>
       <w:pPr>
@@ -4469,11 +2429,9 @@
       <w:pPr>
         <w:pStyle w:val="Heading3"/>
       </w:pPr>
-      <w:bookmarkStart w:id="16" w:name="_Toc231219108"/>
       <w:r>
         <w:t>4.7 Database (RDS)</w:t>
       </w:r>
-      <w:bookmarkEnd w:id="16"/>
     </w:p>
     <w:p>
       <w:pPr>
@@ -4517,28 +2475,11 @@
     </w:p>
     <w:p>
       <w:pPr>
-        <w:spacing w:after="200"/>
-        <w:rPr>
-          <w:rFonts w:asciiTheme="majorHAnsi" w:eastAsiaTheme="majorEastAsia" w:hAnsiTheme="majorHAnsi" w:cstheme="majorBidi"/>
-          <w:b/>
-          <w:bCs/>
-          <w:sz w:val="23"/>
-        </w:rPr>
-      </w:pPr>
-      <w:bookmarkStart w:id="17" w:name="_Toc231219109"/>
-      <w:r>
-        <w:br w:type="page"/>
-      </w:r>
-    </w:p>
-    <w:p>
-      <w:pPr>
         <w:pStyle w:val="Heading3"/>
       </w:pPr>
       <w:r>
-        <w:lastRenderedPageBreak/>
         <w:t>4.8 Storage</w:t>
       </w:r>
-      <w:bookmarkEnd w:id="17"/>
     </w:p>
     <w:tbl>
       <w:tblPr>
@@ -4888,11 +2829,9 @@
       <w:pPr>
         <w:pStyle w:val="Heading3"/>
       </w:pPr>
-      <w:bookmarkStart w:id="18" w:name="_Toc231219110"/>
       <w:r>
         <w:t>4.9 Security</w:t>
       </w:r>
-      <w:bookmarkEnd w:id="18"/>
     </w:p>
     <w:tbl>
       <w:tblPr>
@@ -5195,11 +3134,9 @@
       <w:pPr>
         <w:pStyle w:val="Heading3"/>
       </w:pPr>
-      <w:bookmarkStart w:id="19" w:name="_Toc231219111"/>
       <w:r>
         <w:t>4.10 Monitoring (baseline)</w:t>
       </w:r>
-      <w:bookmarkEnd w:id="19"/>
     </w:p>
     <w:p>
       <w:r>
@@ -5238,6 +3175,7 @@
                 <w:color w:val="FFFFFF"/>
                 <w:sz w:val="18"/>
               </w:rPr>
+              <w:lastRenderedPageBreak/>
               <w:t>Alarm</w:t>
             </w:r>
           </w:p>
@@ -5502,11 +3440,9 @@
       <w:pPr>
         <w:pStyle w:val="Heading3"/>
       </w:pPr>
-      <w:bookmarkStart w:id="20" w:name="_Toc231219112"/>
       <w:r>
         <w:t>4.11 Naming and tagging conventions</w:t>
       </w:r>
-      <w:bookmarkEnd w:id="20"/>
     </w:p>
     <w:p>
       <w:r>
@@ -5592,7 +3528,6 @@
                 <w:b/>
                 <w:sz w:val="18"/>
               </w:rPr>
-              <w:lastRenderedPageBreak/>
               <w:t>Project</w:t>
             </w:r>
           </w:p>
@@ -5843,11 +3778,9 @@
       <w:pPr>
         <w:pStyle w:val="Heading3"/>
       </w:pPr>
-      <w:bookmarkStart w:id="21" w:name="_Toc231219113"/>
       <w:r>
         <w:t>4.12 Backup</w:t>
       </w:r>
-      <w:bookmarkEnd w:id="21"/>
     </w:p>
     <w:tbl>
       <w:tblPr>
@@ -6134,11 +4067,9 @@
       <w:pPr>
         <w:pStyle w:val="Heading3"/>
       </w:pPr>
-      <w:bookmarkStart w:id="22" w:name="_Toc231219114"/>
       <w:r>
         <w:t>4.13 Recovery objectives — baseline state</w:t>
       </w:r>
-      <w:bookmarkEnd w:id="22"/>
     </w:p>
     <w:p>
       <w:r>
@@ -6149,11 +4080,9 @@
       <w:pPr>
         <w:pStyle w:val="Heading3"/>
       </w:pPr>
-      <w:bookmarkStart w:id="23" w:name="_Toc231219115"/>
       <w:r>
         <w:t>4.14 Components requiring vertical scaling</w:t>
       </w:r>
-      <w:bookmarkEnd w:id="23"/>
     </w:p>
     <w:p>
       <w:r>
@@ -6164,11 +4093,9 @@
       <w:pPr>
         <w:pStyle w:val="Heading3"/>
       </w:pPr>
-      <w:bookmarkStart w:id="24" w:name="_Toc231219116"/>
       <w:r>
         <w:t>4.15 Single points of failure removed</w:t>
       </w:r>
-      <w:bookmarkEnd w:id="24"/>
     </w:p>
     <w:p>
       <w:r>
@@ -6183,11 +4110,10 @@
       <w:pPr>
         <w:pStyle w:val="Heading3"/>
       </w:pPr>
-      <w:bookmarkStart w:id="25" w:name="_Toc231219117"/>
       <w:r>
+        <w:lastRenderedPageBreak/>
         <w:t>4.16 Configuration decisions left to the implementer</w:t>
       </w:r>
-      <w:bookmarkEnd w:id="25"/>
     </w:p>
     <w:p>
       <w:r>
@@ -6786,11 +4712,9 @@
       <w:pPr>
         <w:pStyle w:val="Heading1"/>
       </w:pPr>
-      <w:bookmarkStart w:id="26" w:name="_Toc231219118"/>
       <w:r>
         <w:t>5. Implementation Sequencing</w:t>
       </w:r>
-      <w:bookmarkEnd w:id="26"/>
     </w:p>
     <w:p>
       <w:r>
@@ -6805,11 +4729,9 @@
       <w:pPr>
         <w:pStyle w:val="Heading1"/>
       </w:pPr>
-      <w:bookmarkStart w:id="27" w:name="_Toc231219119"/>
       <w:r>
         <w:t>6. Simulation and Verification Plan</w:t>
       </w:r>
-      <w:bookmarkEnd w:id="27"/>
     </w:p>
     <w:p>
       <w:r>
@@ -6824,11 +4746,9 @@
       <w:pPr>
         <w:pStyle w:val="Heading1"/>
       </w:pPr>
-      <w:bookmarkStart w:id="28" w:name="_Toc231219120"/>
       <w:r>
         <w:t>7. Out of Scope</w:t>
       </w:r>
-      <w:bookmarkEnd w:id="28"/>
     </w:p>
     <w:p>
       <w:r>
@@ -6871,11 +4791,9 @@
       <w:pPr>
         <w:pStyle w:val="Heading1"/>
       </w:pPr>
-      <w:bookmarkStart w:id="29" w:name="_Toc231219121"/>
       <w:r>
         <w:t>8. References</w:t>
       </w:r>
-      <w:bookmarkEnd w:id="29"/>
     </w:p>
     <w:p>
       <w:pPr>
@@ -6905,11 +4823,10 @@
       <w:pPr>
         <w:pStyle w:val="Heading1"/>
       </w:pPr>
-      <w:bookmarkStart w:id="30" w:name="_Toc231219122"/>
       <w:r>
+        <w:lastRenderedPageBreak/>
         <w:t>Document control</w:t>
       </w:r>
-      <w:bookmarkEnd w:id="30"/>
     </w:p>
     <w:tbl>
       <w:tblPr>
@@ -7193,8 +5110,8 @@
     </w:tbl>
     <w:p/>
     <w:sectPr>
-      <w:headerReference w:type="default" r:id="rId12"/>
-      <w:footerReference w:type="default" r:id="rId13"/>
+      <w:headerReference w:type="default" r:id="rId14"/>
+      <w:footerReference w:type="default" r:id="rId15"/>
       <w:pgSz w:w="11906" w:h="16838"/>
       <w:pgMar w:top="1474" w:right="1247" w:bottom="1247" w:left="1247" w:header="567" w:footer="567" w:gutter="0"/>
       <w:cols w:space="720"/>
@@ -7501,7 +5418,23 @@
         <w:b/>
         <w:sz w:val="17"/>
       </w:rPr>
-      <w:t>This is a fictional organisation used as a case study in an educational context.</w:t>
+      <w:t xml:space="preserve">This is a fictional </w:t>
+    </w:r>
+    <w:proofErr w:type="spellStart"/>
+    <w:r>
+      <w:rPr>
+        <w:b/>
+        <w:sz w:val="17"/>
+      </w:rPr>
+      <w:t>organisation</w:t>
+    </w:r>
+    <w:proofErr w:type="spellEnd"/>
+    <w:r>
+      <w:rPr>
+        <w:b/>
+        <w:sz w:val="17"/>
+      </w:rPr>
+      <w:t xml:space="preserve"> used as a case study in an educational context.</w:t>
     </w:r>
   </w:p>
 </w:hdr>
@@ -7520,7 +5453,23 @@
         <w:b/>
         <w:sz w:val="17"/>
       </w:rPr>
-      <w:t>This is a fictional organisation used as a case study in an educational context.</w:t>
+      <w:t xml:space="preserve">This is a fictional </w:t>
+    </w:r>
+    <w:proofErr w:type="spellStart"/>
+    <w:r>
+      <w:rPr>
+        <w:b/>
+        <w:sz w:val="17"/>
+      </w:rPr>
+      <w:t>organisation</w:t>
+    </w:r>
+    <w:proofErr w:type="spellEnd"/>
+    <w:r>
+      <w:rPr>
+        <w:b/>
+        <w:sz w:val="17"/>
+      </w:rPr>
+      <w:t xml:space="preserve"> used as a case study in an educational context.</w:t>
     </w:r>
   </w:p>
 </w:hdr>
@@ -7539,7 +5488,23 @@
         <w:b/>
         <w:sz w:val="17"/>
       </w:rPr>
-      <w:t>This is a fictional organisation used as a case study in an educational context.</w:t>
+      <w:t xml:space="preserve">This is a fictional </w:t>
+    </w:r>
+    <w:proofErr w:type="spellStart"/>
+    <w:r>
+      <w:rPr>
+        <w:b/>
+        <w:sz w:val="17"/>
+      </w:rPr>
+      <w:t>organisation</w:t>
+    </w:r>
+    <w:proofErr w:type="spellEnd"/>
+    <w:r>
+      <w:rPr>
+        <w:b/>
+        <w:sz w:val="17"/>
+      </w:rPr>
+      <w:t xml:space="preserve"> used as a case study in an educational context.</w:t>
     </w:r>
   </w:p>
 </w:hdr>
@@ -7718,31 +5683,31 @@
       </w:rPr>
     </w:lvl>
   </w:abstractNum>
-  <w:num w:numId="1" w16cid:durableId="342052583">
+  <w:num w:numId="1" w16cid:durableId="290356942">
     <w:abstractNumId w:val="8"/>
   </w:num>
-  <w:num w:numId="2" w16cid:durableId="1165516914">
+  <w:num w:numId="2" w16cid:durableId="451703859">
     <w:abstractNumId w:val="6"/>
   </w:num>
-  <w:num w:numId="3" w16cid:durableId="557983418">
+  <w:num w:numId="3" w16cid:durableId="1250966727">
     <w:abstractNumId w:val="5"/>
   </w:num>
-  <w:num w:numId="4" w16cid:durableId="515004436">
+  <w:num w:numId="4" w16cid:durableId="109783099">
     <w:abstractNumId w:val="4"/>
   </w:num>
-  <w:num w:numId="5" w16cid:durableId="271327758">
+  <w:num w:numId="5" w16cid:durableId="708644579">
     <w:abstractNumId w:val="7"/>
   </w:num>
-  <w:num w:numId="6" w16cid:durableId="1049305002">
+  <w:num w:numId="6" w16cid:durableId="834687882">
     <w:abstractNumId w:val="3"/>
   </w:num>
-  <w:num w:numId="7" w16cid:durableId="823396995">
+  <w:num w:numId="7" w16cid:durableId="1412507473">
     <w:abstractNumId w:val="2"/>
   </w:num>
-  <w:num w:numId="8" w16cid:durableId="928349990">
+  <w:num w:numId="8" w16cid:durableId="22636617">
     <w:abstractNumId w:val="1"/>
   </w:num>
-  <w:num w:numId="9" w16cid:durableId="1220942116">
+  <w:num w:numId="9" w16cid:durableId="584461005">
     <w:abstractNumId w:val="0"/>
   </w:num>
 </w:numbering>
@@ -19128,42 +17093,6 @@
       </w:tcPr>
     </w:tblStylePr>
   </w:style>
-  <w:style w:type="paragraph" w:styleId="TOC1">
-    <w:name w:val="toc 1"/>
-    <w:basedOn w:val="Normal"/>
-    <w:next w:val="Normal"/>
-    <w:autoRedefine/>
-    <w:uiPriority w:val="39"/>
-    <w:unhideWhenUsed/>
-    <w:rsid w:val="00155BEA"/>
-    <w:pPr>
-      <w:spacing w:after="100"/>
-    </w:pPr>
-  </w:style>
-  <w:style w:type="paragraph" w:styleId="TOC3">
-    <w:name w:val="toc 3"/>
-    <w:basedOn w:val="Normal"/>
-    <w:next w:val="Normal"/>
-    <w:autoRedefine/>
-    <w:uiPriority w:val="39"/>
-    <w:unhideWhenUsed/>
-    <w:rsid w:val="00155BEA"/>
-    <w:pPr>
-      <w:spacing w:after="100"/>
-      <w:ind w:left="420"/>
-    </w:pPr>
-  </w:style>
-  <w:style w:type="character" w:styleId="Hyperlink">
-    <w:name w:val="Hyperlink"/>
-    <w:basedOn w:val="DefaultParagraphFont"/>
-    <w:uiPriority w:val="99"/>
-    <w:unhideWhenUsed/>
-    <w:rsid w:val="00155BEA"/>
-    <w:rPr>
-      <w:color w:val="0000FF" w:themeColor="hyperlink"/>
-      <w:u w:val="single"/>
-    </w:rPr>
-  </w:style>
 </w:styles>
 </file>
 
